--- a/artigo/Word/Artigo_TCC_Soja_RS.docx
+++ b/artigo/Word/Artigo_TCC_Soja_RS.docx
@@ -239,7 +239,7 @@
           <w:i/>
           <w:iCs/>
         </w:rPr>
-        <w:t xml:space="preserve">A produtividade da soja no Rio Grande do Sul varia fortemente entre as safras, sobretudo pelas secas de verão associadas à La Niña, e o rendimento oficial por município só é divulgado pelo IBGE cerca de 17 meses após a colheita. Esta pesquisa, aplicada e quantitativa, desenvolve e avalia modelos de aprendizado de máquina supervisionado para prever, em 31 de março e apenas com dados já publicados nessa data, o rendimento da soja de cada município gaúcho. Foram integrados o rendimento municipal do IBGE (2000–2025), o clima diário do INMET e do NASA POWER, o índice ONI e um balanço hídrico do solo, e cada previsão soma ao patamar do município um desvio explicado pelo clima. Regressão linear, Random Forest e Gradient Boosting foram comparados com linhas de base históricas em validação temporal (teste 2021–2025) e deixando uma safra de fora. A hipótese de que os modelos ensemble superariam a regressão linear não se confirmou: o melhor modelo foi uma regressão linear com clima em grade e um termo de seca extrema, com RMSE de 772 e 626 kg/ha (R² de 0,28 e 0,40), erro 11% e 31% menor que o da média histórica, enquanto o Gradient Boosting teve RMSE de 958 e 698 kg/ha. Para a safra 2026, o modelo previu 2.097 kg/ha, 23% abaixo da estimativa do IBGE; para 2027, sob El Niño, a perspectiva é de 2.831 kg/ha. Com poucas safras, a representação do clima pesou mais que a escolha do algoritmo.</w:t>
+        <w:t xml:space="preserve">A produtividade da soja no Rio Grande do Sul varia fortemente entre as safras, sobretudo pelas secas de verão associadas à La Niña, e o rendimento oficial por município só é divulgado pelo IBGE cerca de 17 meses após a colheita. Esta pesquisa, aplicada e quantitativa, desenvolve e avalia modelos de aprendizado de máquina supervisionado para prever, em 31 de março do ano da colheita e apenas com dados já publicados nessa data, o rendimento da soja de cada município gaúcho. Foram integrados o rendimento municipal do IBGE (2000–2025), o clima diário do INMET e do NASA POWER, o índice ONI e um balanço hídrico do solo, e cada previsão soma ao patamar do município um desvio explicado pelo clima. Regressão linear, Random Forest e Gradient Boosting foram comparados com linhas de base históricas em validação temporal (teste 2021–2025) e deixando uma safra de fora. A hipótese de que os modelos ensemble superariam a regressão linear não se confirmou: o melhor modelo foi uma regressão linear com clima em grade e um termo de seca extrema, com RMSE de 772 e 626 kg/ha (R² de 0,28 e 0,40), erro 11% e 31% menor que o da média histórica, e acurácia (100% menos o erro absoluto médio relativo ao rendimento médio) de 75% e 81%, contra 70% e 69% da média histórica, enquanto o Gradient Boosting teve RMSE de 958 e 698 kg/ha. Para a safra 2026, com a previsão emitida em 31 de março de 2026, o modelo previu 2.097 kg/ha, 23% abaixo da estimativa do IBGE; para 2027, sob El Niño, a perspectiva é de 2.831 kg/ha. Com poucas safras, a representação do clima pesou mais que a escolha do algoritmo.</w:t>
       </w:r>
     </w:p>
     <w:p>
@@ -287,7 +287,7 @@
           <w:i/>
           <w:iCs/>
         </w:rPr>
-        <w:t xml:space="preserve">Soybean yield in Rio Grande do Sul, Brazil, varies widely between seasons, mainly due to summer droughts associated with La Niña, and official municipal yields are released by IBGE about 17 months after harvest. This applied, quantitative study develops and evaluates supervised machine learning models that forecast, on March 31 and using only data already published by then, the soybean yield of each municipality in the state. Municipal yields from IBGE (2000–2025), daily weather from INMET and NASA POWER, the ONI index and a soil water balance were integrated, and each forecast was structured as the sum of a municipal baseline and a deviation explained by the weather of each crop stage. Linear regression, Random Forest and Gradient Boosting were compared with historical baselines in a temporal validation (2021–2025 test) and in leave-one-season-out validation. The hypothesis that ensemble models would outperform linear regression was not confirmed: the best model was a linear regression with gridded weather and an extreme-drought term, with RMSE of 772 and 626 kg/ha (R² of 0.28 and 0.40), 11% and 31% lower than the historical mean, while Gradient Boosting reached RMSE of 958 and 698 kg/ha. For the 2026 season, the model forecast 2,097 kg/ha, 23% below the IBGE estimate; for 2027, under El Niño, the outlook is 2,831 kg/ha. With few seasons, the representation of weather mattered more than the choice of algorithm.</w:t>
+        <w:t xml:space="preserve">Soybean yield in Rio Grande do Sul, Brazil, varies widely between seasons, mainly due to summer droughts associated with La Niña, and official municipal yields are released by IBGE about 17 months after harvest. This applied, quantitative study develops and evaluates supervised machine learning models that forecast, on March 31 of the harvest year and using only data already published by then, the soybean yield of each municipality in the state. Municipal yields from IBGE (2000–2025), daily weather from INMET and NASA POWER, the ONI index and a soil water balance were integrated, and each forecast was structured as the sum of a municipal baseline and a deviation explained by the weather of each crop stage. Linear regression, Random Forest and Gradient Boosting were compared with historical baselines in a temporal validation (2021–2025 test) and in leave-one-season-out validation. The hypothesis that ensemble models would outperform linear regression was not confirmed: the best model was a linear regression with gridded weather and an extreme-drought term, with RMSE of 772 and 626 kg/ha (R² of 0.28 and 0.40), 11% and 31% lower than the historical mean, and accuracy (100% minus the mean absolute error relative to the mean yield) of 75% and 81%, against 70% and 69% for the historical mean, while Gradient Boosting reached RMSE of 958 and 698 kg/ha. For the 2026 season, with the forecast issued on March 31, 2026, the model forecast 2,097 kg/ha, 23% below the IBGE estimate; for 2027, under El Niño, the outlook is 2,831 kg/ha. With few seasons, the representation of weather mattered more than the choice of algorithm.</w:t>
       </w:r>
     </w:p>
     <w:p>
@@ -335,19 +335,7 @@
         <w:rPr>
           <w:rFonts w:ascii="Times New Roman" w:cs="Times New Roman" w:eastAsia="Times New Roman" w:hAnsi="Times New Roman"/>
         </w:rPr>
-        <w:t xml:space="preserve">A soja é uma das principais culturas do agronegócio brasileiro, e o Rio Grande do Sul (RS) está entre os maiores produtores do país. No estado, o rendimento varia muito de uma safra para outra, sobretudo por secas de verão: o rendimento médio estadual foi de 3.343 kg/ha em 2021 e de 1.508 kg/ha em 2022, e a média dos municípios chegou a 662 kg/ha na seca de 2005. Essa variação depende da chuva, da temperatura, de veranicos e de fenômenos de grande escala como El Niño e La Niña </w:t>
-      </w:r>
-      <w:r>
-        <w:rPr>
-          <w:rFonts w:ascii="Times New Roman" w:cs="Times New Roman" w:eastAsia="Times New Roman" w:hAnsi="Times New Roman"/>
-        </w:rPr>
-        <w:t xml:space="preserve">(PILAU et al., 2022; NÓIA JÚNIOR et al., 2020)</w:t>
-      </w:r>
-      <w:r>
-        <w:rPr>
-          <w:rFonts w:ascii="Times New Roman" w:cs="Times New Roman" w:eastAsia="Times New Roman" w:hAnsi="Times New Roman"/>
-        </w:rPr>
-        <w:t xml:space="preserve">, e ganha importância com o aumento da variabilidade climática.</w:t>
+        <w:t xml:space="preserve">A soja é uma das principais culturas do agronegócio brasileiro, e o Rio Grande do Sul (RS) está entre os maiores produtores do país. No estado, o rendimento varia muito de uma safra para outra, sobretudo por secas de verão: o rendimento médio estadual foi de 3.343 kg/ha em 2021 e de 1.508 kg/ha em 2022, e a média dos municípios chegou a 662 kg/ha na seca de 2005. Essa variação depende da chuva, da temperatura, de veranicos e de fenômenos de grande escala como El Niño e La Niña (PILAU et al., 2022; NÓIA JÚNIOR et al., 2020), e ganha importância com o aumento da variabilidade climática.</w:t>
       </w:r>
     </w:p>
     <w:p>
@@ -360,19 +348,7 @@
         <w:rPr>
           <w:rFonts w:ascii="Times New Roman" w:cs="Times New Roman" w:eastAsia="Times New Roman" w:hAnsi="Times New Roman"/>
         </w:rPr>
-        <w:t xml:space="preserve">O resultado oficial por município, a Produção Agrícola Municipal (PAM) do Instituto Brasileiro de Geografia e Estatística (IBGE), só é divulgado em setembro do ano seguinte à colheita </w:t>
-      </w:r>
-      <w:r>
-        <w:rPr>
-          <w:rFonts w:ascii="Times New Roman" w:cs="Times New Roman" w:eastAsia="Times New Roman" w:hAnsi="Times New Roman"/>
-        </w:rPr>
-        <w:t xml:space="preserve">(INSTITUTO BRASILEIRO DE GEOGRAFIA E ESTATÍSTICA, 2025)</w:t>
-      </w:r>
-      <w:r>
-        <w:rPr>
-          <w:rFonts w:ascii="Times New Roman" w:cs="Times New Roman" w:eastAsia="Times New Roman" w:hAnsi="Times New Roman"/>
-        </w:rPr>
-        <w:t xml:space="preserve">. Até lá, cooperativas, produtores, seguradoras e órgãos públicos planejam crédito, logística e comercialização sem uma estimativa municipal do rendimento. O problema de pesquisa é, portanto: é possível estimar o rendimento da soja de cada município gaúcho antes do fim da colheita, apenas com dados públicos disponíveis na data da previsão, com erro menor que o de referências históricas simples?</w:t>
+        <w:t xml:space="preserve">O resultado oficial por município, a Produção Agrícola Municipal (PAM) do Instituto Brasileiro de Geografia e Estatística (IBGE), só é divulgado em setembro do ano seguinte à colheita (INSTITUTO BRASILEIRO DE GEOGRAFIA E ESTATÍSTICA, 2025). Até lá, cooperativas, produtores, seguradoras e órgãos públicos planejam crédito, logística e comercialização sem uma estimativa municipal do rendimento. O problema de pesquisa é, portanto: é possível estimar o rendimento da soja de cada município gaúcho antes do fim da colheita, apenas com dados públicos disponíveis na data da previsão, com erro menor que o de referências históricas simples?</w:t>
       </w:r>
     </w:p>
     <w:p>
@@ -385,19 +361,7 @@
         <w:rPr>
           <w:rFonts w:ascii="Times New Roman" w:cs="Times New Roman" w:eastAsia="Times New Roman" w:hAnsi="Times New Roman"/>
         </w:rPr>
-        <w:t xml:space="preserve">Revisões da literatura indicam que modelos de aprendizado de máquina baseados em árvores de decisão, como Random Forest e Gradient Boosting, estão entre os mais usados e costumam superar a regressão linear na previsão de safras </w:t>
-      </w:r>
-      <w:r>
-        <w:rPr>
-          <w:rFonts w:ascii="Times New Roman" w:cs="Times New Roman" w:eastAsia="Times New Roman" w:hAnsi="Times New Roman"/>
-        </w:rPr>
-        <w:t xml:space="preserve">(VAN KLOMPENBURG; KASSAHUN; CATAL, 2020; JEONG et al., 2016; VON BLOH et al., 2023)</w:t>
-      </w:r>
-      <w:r>
-        <w:rPr>
-          <w:rFonts w:ascii="Times New Roman" w:cs="Times New Roman" w:eastAsia="Times New Roman" w:hAnsi="Times New Roman"/>
-        </w:rPr>
-        <w:t xml:space="preserve">. Esses resultados vêm, em geral, de bases maiores e de validações que nem sempre respeitam a data em que cada dado se torna público. Há menos evidência sobre o desempenho desses modelos num cenário de dados limitados — cerca de 20 safras e 5 a 8 mil pares município–safra — e com a restrição de usar só o que já foi publicado no momento da previsão. A hipótese inicial deste trabalho foi que os modelos de vertente </w:t>
+        <w:t xml:space="preserve">Revisões da literatura indicam que modelos de aprendizado de máquina baseados em árvores de decisão, como Random Forest e Gradient Boosting, estão entre os mais usados e costumam superar a regressão linear na previsão de safras (VAN KLOMPENBURG; KASSAHUN; CATAL, 2020; JEONG et al., 2016; VON BLOH et al., 2023). Esses resultados vêm, em geral, de bases maiores e de validações que nem sempre respeitam a data em que cada dado se torna público. Há menos evidência sobre o desempenho desses modelos num cenário de dados limitados — cerca de 20 safras e 5 a 8 mil pares município–safra — e com a restrição de usar só o que já foi publicado no momento da previsão. A hipótese inicial deste trabalho foi que os modelos de vertente </w:t>
       </w:r>
       <w:r>
         <w:rPr>
@@ -424,7 +388,7 @@
         <w:rPr>
           <w:rFonts w:ascii="Times New Roman" w:cs="Times New Roman" w:eastAsia="Times New Roman" w:hAnsi="Times New Roman"/>
         </w:rPr>
-        <w:t xml:space="preserve">O objetivo geral é desenvolver e avaliar modelos de aprendizado de máquina supervisionado que prevejam, em 31 de março, o rendimento da soja (kg/ha) de cada município do RS a partir de dados agrometeorológicos públicos. Os objetivos específicos são:</w:t>
+        <w:t xml:space="preserve">O objetivo geral é desenvolver e avaliar modelos de aprendizado de máquina supervisionado que prevejam, em 31 de março do ano da colheita (para a safra 2026, em 31 de março de 2026), o rendimento da soja (kg/ha) de cada município do RS a partir de dados agrometeorológicos públicos. Os objetivos específicos são:</w:t>
       </w:r>
     </w:p>
     <w:p>
@@ -530,55 +494,7 @@
         <w:rPr>
           <w:rFonts w:ascii="Times New Roman" w:cs="Times New Roman" w:eastAsia="Times New Roman" w:hAnsi="Times New Roman"/>
         </w:rPr>
-        <w:t xml:space="preserve">O artigo está organizado da seguinte forma: a Seção </w:t>
-      </w:r>
-      <w:r>
-        <w:rPr>
-          <w:rFonts w:ascii="Times New Roman" w:cs="Times New Roman" w:eastAsia="Times New Roman" w:hAnsi="Times New Roman"/>
-        </w:rPr>
-        <w:t xml:space="preserve">2</w:t>
-      </w:r>
-      <w:r>
-        <w:rPr>
-          <w:rFonts w:ascii="Times New Roman" w:cs="Times New Roman" w:eastAsia="Times New Roman" w:hAnsi="Times New Roman"/>
-        </w:rPr>
-        <w:t xml:space="preserve"> apresenta o referencial teórico; a Seção </w:t>
-      </w:r>
-      <w:r>
-        <w:rPr>
-          <w:rFonts w:ascii="Times New Roman" w:cs="Times New Roman" w:eastAsia="Times New Roman" w:hAnsi="Times New Roman"/>
-        </w:rPr>
-        <w:t xml:space="preserve">3</w:t>
-      </w:r>
-      <w:r>
-        <w:rPr>
-          <w:rFonts w:ascii="Times New Roman" w:cs="Times New Roman" w:eastAsia="Times New Roman" w:hAnsi="Times New Roman"/>
-        </w:rPr>
-        <w:t xml:space="preserve"> descreve os dados, a construção das variáveis, os modelos e a validação; a Seção </w:t>
-      </w:r>
-      <w:r>
-        <w:rPr>
-          <w:rFonts w:ascii="Times New Roman" w:cs="Times New Roman" w:eastAsia="Times New Roman" w:hAnsi="Times New Roman"/>
-        </w:rPr>
-        <w:t xml:space="preserve">4</w:t>
-      </w:r>
-      <w:r>
-        <w:rPr>
-          <w:rFonts w:ascii="Times New Roman" w:cs="Times New Roman" w:eastAsia="Times New Roman" w:hAnsi="Times New Roman"/>
-        </w:rPr>
-        <w:t xml:space="preserve"> apresenta e discute os resultados, incluindo a previsão da safra 2026 e a perspectiva da safra 2027; e a Seção </w:t>
-      </w:r>
-      <w:r>
-        <w:rPr>
-          <w:rFonts w:ascii="Times New Roman" w:cs="Times New Roman" w:eastAsia="Times New Roman" w:hAnsi="Times New Roman"/>
-        </w:rPr>
-        <w:t xml:space="preserve">5</w:t>
-      </w:r>
-      <w:r>
-        <w:rPr>
-          <w:rFonts w:ascii="Times New Roman" w:cs="Times New Roman" w:eastAsia="Times New Roman" w:hAnsi="Times New Roman"/>
-        </w:rPr>
-        <w:t xml:space="preserve"> traz as conclusões e os trabalhos futuros.</w:t>
+        <w:t xml:space="preserve">O artigo está organizado da seguinte forma: a Seção 2 apresenta o referencial teórico; a Seção 3 descreve os dados, a construção das variáveis, os modelos e a validação; a Seção 4 apresenta e discute os resultados, incluindo a previsão da safra 2026 e a perspectiva da safra 2027; e a Seção 5 traz as conclusões e os trabalhos futuros.</w:t>
       </w:r>
     </w:p>
     <w:p>
@@ -613,43 +529,7 @@
         <w:rPr>
           <w:rFonts w:ascii="Times New Roman" w:cs="Times New Roman" w:eastAsia="Times New Roman" w:hAnsi="Times New Roman"/>
         </w:rPr>
-        <w:t xml:space="preserve">No RS, a soja é semeada de outubro a dezembro, floresce e enche os grãos de dezembro a fevereiro e é colhida de março a maio. A falta de água no período de floração e enchimento de grãos é a principal causa de perda de rendimento, pois reduz o número e o peso dos grãos. A chuva da primavera e do verão no Sul do Brasil é modulada pelo El Niño–Oscilação Sul (ENOS): a La Niña tende a trazer chuva abaixo da média, e o El Niño, acima. </w:t>
-      </w:r>
-      <w:r>
-        <w:rPr>
-          <w:rFonts w:ascii="Times New Roman" w:cs="Times New Roman" w:eastAsia="Times New Roman" w:hAnsi="Times New Roman"/>
-        </w:rPr>
-        <w:t xml:space="preserve">Pilau et al. (2022)</w:t>
-      </w:r>
-      <w:r>
-        <w:rPr>
-          <w:rFonts w:ascii="Times New Roman" w:cs="Times New Roman" w:eastAsia="Times New Roman" w:hAnsi="Times New Roman"/>
-        </w:rPr>
-        <w:t xml:space="preserve"> associam a variabilidade da chuva ligada ao ENOS a perdas de rendimento da soja no estado, e </w:t>
-      </w:r>
-      <w:r>
-        <w:rPr>
-          <w:rFonts w:ascii="Times New Roman" w:cs="Times New Roman" w:eastAsia="Times New Roman" w:hAnsi="Times New Roman"/>
-        </w:rPr>
-        <w:t xml:space="preserve">Nóia Júnior et al. (2020)</w:t>
-      </w:r>
-      <w:r>
-        <w:rPr>
-          <w:rFonts w:ascii="Times New Roman" w:cs="Times New Roman" w:eastAsia="Times New Roman" w:hAnsi="Times New Roman"/>
-        </w:rPr>
-        <w:t xml:space="preserve"> mostram que a fase do ENOS e a data de semeadura alteram o rendimento e a ocorrência de eventos extremos no Sul do Brasil. A fase do ENOS é medida pelo Oceanic Niño Index (ONI), a anomalia trimestral da temperatura do Pacífico equatorial </w:t>
-      </w:r>
-      <w:r>
-        <w:rPr>
-          <w:rFonts w:ascii="Times New Roman" w:cs="Times New Roman" w:eastAsia="Times New Roman" w:hAnsi="Times New Roman"/>
-        </w:rPr>
-        <w:t xml:space="preserve">(NATIONAL OCEANIC AND ATMOSPHERIC ADMINISTRATION, 2026)</w:t>
-      </w:r>
-      <w:r>
-        <w:rPr>
-          <w:rFonts w:ascii="Times New Roman" w:cs="Times New Roman" w:eastAsia="Times New Roman" w:hAnsi="Times New Roman"/>
-        </w:rPr>
-        <w:t xml:space="preserve">.</w:t>
+        <w:t xml:space="preserve">No RS, a soja é semeada de outubro a dezembro, floresce e enche os grãos de dezembro a fevereiro e é colhida de março a maio. A falta de água no período de floração e enchimento de grãos é a principal causa de perda de rendimento, pois reduz o número e o peso dos grãos. A chuva da primavera e do verão no Sul do Brasil é modulada pelo El Niño–Oscilação Sul (ENOS): a La Niña tende a trazer chuva abaixo da média, e o El Niño, acima. Pilau et al. (2022) associam a variabilidade da chuva ligada ao ENOS a perdas de rendimento da soja no estado, e Nóia Júnior et al. (2020) mostram que a fase do ENOS e a data de semeadura alteram o rendimento e a ocorrência de eventos extremos no Sul do Brasil. A fase do ENOS é medida pelo Oceanic Niño Index (ONI), a anomalia trimestral da temperatura do Pacífico equatorial (NATIONAL OCEANIC AND ATMOSPHERIC ADMINISTRATION, 2026).</w:t>
       </w:r>
     </w:p>
     <w:p>
@@ -662,31 +542,7 @@
         <w:rPr>
           <w:rFonts w:ascii="Times New Roman" w:cs="Times New Roman" w:eastAsia="Times New Roman" w:hAnsi="Times New Roman"/>
         </w:rPr>
-        <w:t xml:space="preserve">A chuva, porém, não mede diretamente a água disponível para a planta. O balanço hídrico do solo compara a água que entra (chuva) com a que sai por evapotranspiração. O método de referência para a evapotranspiração é o de Penman–Monteith padronizado pela FAO </w:t>
-      </w:r>
-      <w:r>
-        <w:rPr>
-          <w:rFonts w:ascii="Times New Roman" w:cs="Times New Roman" w:eastAsia="Times New Roman" w:hAnsi="Times New Roman"/>
-        </w:rPr>
-        <w:t xml:space="preserve">(ALLEN et al., 1998)</w:t>
-      </w:r>
-      <w:r>
-        <w:rPr>
-          <w:rFonts w:ascii="Times New Roman" w:cs="Times New Roman" w:eastAsia="Times New Roman" w:hAnsi="Times New Roman"/>
-        </w:rPr>
-        <w:t xml:space="preserve">, que exige radiação, vento e umidade; quando só a temperatura está disponível de forma confiável, o método de </w:t>
-      </w:r>
-      <w:r>
-        <w:rPr>
-          <w:rFonts w:ascii="Times New Roman" w:cs="Times New Roman" w:eastAsia="Times New Roman" w:hAnsi="Times New Roman"/>
-        </w:rPr>
-        <w:t xml:space="preserve">Hargreaves e Samani (1985)</w:t>
-      </w:r>
-      <w:r>
-        <w:rPr>
-          <w:rFonts w:ascii="Times New Roman" w:cs="Times New Roman" w:eastAsia="Times New Roman" w:hAnsi="Times New Roman"/>
-        </w:rPr>
-        <w:t xml:space="preserve"> é uma alternativa usual. Representando o solo como um reservatório de capacidade de água disponível (CAD) finita, a demanda não atendida quando ele se esgota é o déficit hídrico, uma medida mais próxima do estresse da cultura do que o total de chuva.</w:t>
+        <w:t xml:space="preserve">A chuva, porém, não mede diretamente a água disponível para a planta. O balanço hídrico do solo compara a água que entra (chuva) com a que sai por evapotranspiração. O método de referência para a evapotranspiração é o de Penman–Monteith padronizado pela FAO (ALLEN et al., 1998), que exige radiação, vento e umidade; quando só a temperatura está disponível de forma confiável, o método de Hargreaves e Samani (1985) é uma alternativa usual. Representando o solo como um reservatório de capacidade de água disponível (CAD) finita, a demanda não atendida quando ele se esgota é o déficit hídrico, uma medida mais próxima do estresse da cultura do que o total de chuva.</w:t>
       </w:r>
     </w:p>
     <w:p>
@@ -710,55 +566,7 @@
         <w:rPr>
           <w:rFonts w:ascii="Times New Roman" w:cs="Times New Roman" w:eastAsia="Times New Roman" w:hAnsi="Times New Roman"/>
         </w:rPr>
-        <w:t xml:space="preserve">No aprendizado supervisionado, um modelo aprende uma função que relaciona entradas a uma saída conhecida a partir de exemplos rotulados; quando a saída é contínua, como o rendimento em kg/ha, o problema é de regressão </w:t>
-      </w:r>
-      <w:r>
-        <w:rPr>
-          <w:rFonts w:ascii="Times New Roman" w:cs="Times New Roman" w:eastAsia="Times New Roman" w:hAnsi="Times New Roman"/>
-        </w:rPr>
-        <w:t xml:space="preserve">(RUSSELL; NORVIG, 2021)</w:t>
-      </w:r>
-      <w:r>
-        <w:rPr>
-          <w:rFonts w:ascii="Times New Roman" w:cs="Times New Roman" w:eastAsia="Times New Roman" w:hAnsi="Times New Roman"/>
-        </w:rPr>
-        <w:t xml:space="preserve">. Na revisão sistemática de </w:t>
-      </w:r>
-      <w:r>
-        <w:rPr>
-          <w:rFonts w:ascii="Times New Roman" w:cs="Times New Roman" w:eastAsia="Times New Roman" w:hAnsi="Times New Roman"/>
-        </w:rPr>
-        <w:t xml:space="preserve">Van Klompenburg, Kassahun e Catal (2020)</w:t>
-      </w:r>
-      <w:r>
-        <w:rPr>
-          <w:rFonts w:ascii="Times New Roman" w:cs="Times New Roman" w:eastAsia="Times New Roman" w:hAnsi="Times New Roman"/>
-        </w:rPr>
-        <w:t xml:space="preserve">, redes neurais, regressão linear, Random Forest e Gradient Boosting aparecem entre os algoritmos mais usados para prever produtividade, e temperatura, chuva e tipo de solo, entre as variáveis mais frequentes. </w:t>
-      </w:r>
-      <w:r>
-        <w:rPr>
-          <w:rFonts w:ascii="Times New Roman" w:cs="Times New Roman" w:eastAsia="Times New Roman" w:hAnsi="Times New Roman"/>
-        </w:rPr>
-        <w:t xml:space="preserve">Jeong et al. (2016)</w:t>
-      </w:r>
-      <w:r>
-        <w:rPr>
-          <w:rFonts w:ascii="Times New Roman" w:cs="Times New Roman" w:eastAsia="Times New Roman" w:hAnsi="Times New Roman"/>
-        </w:rPr>
-        <w:t xml:space="preserve"> compararam Random Forest e regressão linear múltipla na previsão de produtividade de várias culturas, em escala global e regional, e obtiveram erros menores com o Random Forest; </w:t>
-      </w:r>
-      <w:r>
-        <w:rPr>
-          <w:rFonts w:ascii="Times New Roman" w:cs="Times New Roman" w:eastAsia="Times New Roman" w:hAnsi="Times New Roman"/>
-        </w:rPr>
-        <w:t xml:space="preserve">Von Bloh et al. (2023)</w:t>
-      </w:r>
-      <w:r>
-        <w:rPr>
-          <w:rFonts w:ascii="Times New Roman" w:cs="Times New Roman" w:eastAsia="Times New Roman" w:hAnsi="Times New Roman"/>
-        </w:rPr>
-        <w:t xml:space="preserve"> aplicaram aprendizado de máquina à previsão da produtividade da soja no Brasil. Esses trabalhos motivaram a hipótese deste estudo.</w:t>
+        <w:t xml:space="preserve">No aprendizado supervisionado, um modelo aprende uma função que relaciona entradas a uma saída conhecida a partir de exemplos rotulados; quando a saída é contínua, como o rendimento em kg/ha, o problema é de regressão (RUSSELL; NORVIG, 2021). Na revisão sistemática de Van Klompenburg, Kassahun e Catal (2020), redes neurais, regressão linear, Random Forest e Gradient Boosting aparecem entre os algoritmos mais usados para prever produtividade, e temperatura, chuva e tipo de solo, entre as variáveis mais frequentes. Jeong et al. (2016) compararam Random Forest e regressão linear múltipla na previsão de produtividade de várias culturas, em escala global e regional, e obtiveram erros menores com o Random Forest; Von Bloh et al. (2023) aplicaram aprendizado de máquina à previsão da produtividade da soja no Brasil. Esses trabalhos motivaram a hipótese deste estudo.</w:t>
       </w:r>
     </w:p>
     <w:p>
@@ -799,19 +607,7 @@
         <w:rPr>
           <w:rFonts w:ascii="Times New Roman" w:cs="Times New Roman" w:eastAsia="Times New Roman" w:hAnsi="Times New Roman"/>
         </w:rPr>
-        <w:t xml:space="preserve"> </w:t>
-      </w:r>
-      <w:r>
-        <w:rPr>
-          <w:rFonts w:ascii="Times New Roman" w:cs="Times New Roman" w:eastAsia="Times New Roman" w:hAnsi="Times New Roman"/>
-        </w:rPr>
-        <w:t xml:space="preserve">(BREIMAN, 2001)</w:t>
-      </w:r>
-      <w:r>
-        <w:rPr>
-          <w:rFonts w:ascii="Times New Roman" w:cs="Times New Roman" w:eastAsia="Times New Roman" w:hAnsi="Times New Roman"/>
-        </w:rPr>
-        <w:t xml:space="preserve"> combina centenas de árvores de decisão treinadas em amostras </w:t>
+        <w:t xml:space="preserve"> (BREIMAN, 2001) combina centenas de árvores de decisão treinadas em amostras </w:t>
       </w:r>
       <w:r>
         <w:rPr>
@@ -853,31 +649,7 @@
         <w:rPr>
           <w:rFonts w:ascii="Times New Roman" w:cs="Times New Roman" w:eastAsia="Times New Roman" w:hAnsi="Times New Roman"/>
         </w:rPr>
-        <w:t xml:space="preserve"> </w:t>
-      </w:r>
-      <w:r>
-        <w:rPr>
-          <w:rFonts w:ascii="Times New Roman" w:cs="Times New Roman" w:eastAsia="Times New Roman" w:hAnsi="Times New Roman"/>
-        </w:rPr>
-        <w:t xml:space="preserve">(FRIEDMAN, 2001)</w:t>
-      </w:r>
-      <w:r>
-        <w:rPr>
-          <w:rFonts w:ascii="Times New Roman" w:cs="Times New Roman" w:eastAsia="Times New Roman" w:hAnsi="Times New Roman"/>
-        </w:rPr>
-        <w:t xml:space="preserve"> constrói as árvores em sequência, cada uma ajustada ao erro das anteriores, controlado por uma taxa de aprendizado. Os dois capturam interações sem especificação prévia, mas, como a previsão de uma árvore é uma média de valores vistos no treino, não extrapolam para condições mais extremas que as do histórico. Os três algoritmos estão implementados na biblioteca scikit-learn </w:t>
-      </w:r>
-      <w:r>
-        <w:rPr>
-          <w:rFonts w:ascii="Times New Roman" w:cs="Times New Roman" w:eastAsia="Times New Roman" w:hAnsi="Times New Roman"/>
-        </w:rPr>
-        <w:t xml:space="preserve">(PEDREGOSA et al., 2011)</w:t>
-      </w:r>
-      <w:r>
-        <w:rPr>
-          <w:rFonts w:ascii="Times New Roman" w:cs="Times New Roman" w:eastAsia="Times New Roman" w:hAnsi="Times New Roman"/>
-        </w:rPr>
-        <w:t xml:space="preserve">.</w:t>
+        <w:t xml:space="preserve"> (FRIEDMAN, 2001) constrói as árvores em sequência, cada uma ajustada ao erro das anteriores, controlado por uma taxa de aprendizado. Os dois capturam interações sem especificação prévia, mas, como a previsão de uma árvore é uma média de valores vistos no treino, não extrapolam para condições mais extremas que as do histórico. Os três algoritmos estão implementados na biblioteca scikit-learn (PEDREGOSA et al., 2011).</w:t>
       </w:r>
     </w:p>
     <w:p>
@@ -901,19 +673,7 @@
         <w:rPr>
           <w:rFonts w:ascii="Times New Roman" w:cs="Times New Roman" w:eastAsia="Times New Roman" w:hAnsi="Times New Roman"/>
         </w:rPr>
-        <w:t xml:space="preserve">Em dados temporais, a divisão aleatória entre treino e teste deixa o modelo ver safras posteriores às que prevê e superestima o desempenho. São preferíveis a validação temporal, que treina com o passado e testa no futuro, e a validação que deixa um grupo de fora, em que cada safra inteira é prevista por um modelo treinado com as demais. Para interpretar as previsões, os valores SHAP </w:t>
-      </w:r>
-      <w:r>
-        <w:rPr>
-          <w:rFonts w:ascii="Times New Roman" w:cs="Times New Roman" w:eastAsia="Times New Roman" w:hAnsi="Times New Roman"/>
-        </w:rPr>
-        <w:t xml:space="preserve">(LUNDBERG; LEE, 2017)</w:t>
-      </w:r>
-      <w:r>
-        <w:rPr>
-          <w:rFonts w:ascii="Times New Roman" w:cs="Times New Roman" w:eastAsia="Times New Roman" w:hAnsi="Times New Roman"/>
-        </w:rPr>
-        <w:t xml:space="preserve"> decompõem cada previsão em contribuições aditivas das variáveis; num modelo linear, a contribuição de uma variável é o coeficiente multiplicado pela diferença entre o seu valor e a média do treino.</w:t>
+        <w:t xml:space="preserve">Em dados temporais, a divisão aleatória entre treino e teste deixa o modelo ver safras posteriores às que prevê e superestima o desempenho. São preferíveis a validação temporal, que treina com o passado e testa no futuro, e a validação que deixa um grupo de fora, em que cada safra inteira é prevista por um modelo treinado com as demais. Para interpretar as previsões, os valores SHAP (LUNDBERG; LEE, 2017) decompõem cada previsão em contribuições aditivas das variáveis; num modelo linear, a contribuição de uma variável é o coeficiente multiplicado pela diferença entre o seu valor e a média do treino.</w:t>
       </w:r>
     </w:p>
     <w:p>
@@ -972,19 +732,7 @@
         <w:rPr>
           <w:rFonts w:ascii="Times New Roman" w:cs="Times New Roman" w:eastAsia="Times New Roman" w:hAnsi="Times New Roman"/>
         </w:rPr>
-        <w:t xml:space="preserve">Todas as fontes são públicas e oficiais (Tabela </w:t>
-      </w:r>
-      <w:r>
-        <w:rPr>
-          <w:rFonts w:ascii="Times New Roman" w:cs="Times New Roman" w:eastAsia="Times New Roman" w:hAnsi="Times New Roman"/>
-        </w:rPr>
-        <w:t xml:space="preserve">1</w:t>
-      </w:r>
-      <w:r>
-        <w:rPr>
-          <w:rFonts w:ascii="Times New Roman" w:cs="Times New Roman" w:eastAsia="Times New Roman" w:hAnsi="Times New Roman"/>
-        </w:rPr>
-        <w:t xml:space="preserve">). Os dados foram obtidos nos portais e serviços das instituições; o clima do NASA POWER, pela interface de programação do serviço, com o </w:t>
+        <w:t xml:space="preserve">Todas as fontes são públicas e oficiais (Tabela 1). Os dados foram obtidos nos portais e serviços das instituições; o clima do NASA POWER, pela interface de programação do serviço, com o </w:t>
       </w:r>
       <w:r>
         <w:rPr>
@@ -1201,15 +949,7 @@
                 <w:sz w:val="19"/>
                 <w:szCs w:val="19"/>
               </w:rPr>
-              <w:t xml:space="preserve">IBGE/SIDRA – PAM, Tabela 1612 </w:t>
-            </w:r>
-            <w:r>
-              <w:rPr>
-                <w:rFonts w:ascii="Times New Roman" w:cs="Times New Roman" w:eastAsia="Times New Roman" w:hAnsi="Times New Roman"/>
-                <w:sz w:val="19"/>
-                <w:szCs w:val="19"/>
-              </w:rPr>
-              <w:t xml:space="preserve">(INSTITUTO BRASILEIRO DE GEOGRAFIA E ESTATÍSTICA, 2026c)</w:t>
+              <w:t xml:space="preserve">IBGE/SIDRA – PAM, Tabela 1612 (INSTITUTO BRASILEIRO DE GEOGRAFIA E ESTATÍSTICA, 2026c)</w:t>
             </w:r>
           </w:p>
         </w:tc>
@@ -1310,15 +1050,7 @@
                 <w:sz w:val="19"/>
                 <w:szCs w:val="19"/>
               </w:rPr>
-              <w:t xml:space="preserve">IBGE/SIDRA – LSPA, Tabela 6588 </w:t>
-            </w:r>
-            <w:r>
-              <w:rPr>
-                <w:rFonts w:ascii="Times New Roman" w:cs="Times New Roman" w:eastAsia="Times New Roman" w:hAnsi="Times New Roman"/>
-                <w:sz w:val="19"/>
-                <w:szCs w:val="19"/>
-              </w:rPr>
-              <w:t xml:space="preserve">(INSTITUTO BRASILEIRO DE GEOGRAFIA E ESTATÍSTICA, 2026b)</w:t>
+              <w:t xml:space="preserve">IBGE/SIDRA – LSPA, Tabela 6588 (INSTITUTO BRASILEIRO DE GEOGRAFIA E ESTATÍSTICA, 2026b)</w:t>
             </w:r>
           </w:p>
         </w:tc>
@@ -1419,15 +1151,7 @@
                 <w:sz w:val="19"/>
                 <w:szCs w:val="19"/>
               </w:rPr>
-              <w:t xml:space="preserve">NOAA/CPC – ONI </w:t>
-            </w:r>
-            <w:r>
-              <w:rPr>
-                <w:rFonts w:ascii="Times New Roman" w:cs="Times New Roman" w:eastAsia="Times New Roman" w:hAnsi="Times New Roman"/>
-                <w:sz w:val="19"/>
-                <w:szCs w:val="19"/>
-              </w:rPr>
-              <w:t xml:space="preserve">(NATIONAL OCEANIC AND ATMOSPHERIC ADMINISTRATION, 2026)</w:t>
+              <w:t xml:space="preserve">NOAA/CPC – ONI (NATIONAL OCEANIC AND ATMOSPHERIC ADMINISTRATION, 2026)</w:t>
             </w:r>
           </w:p>
         </w:tc>
@@ -1528,15 +1252,7 @@
                 <w:sz w:val="19"/>
                 <w:szCs w:val="19"/>
               </w:rPr>
-              <w:t xml:space="preserve">INMET/BDMEP </w:t>
-            </w:r>
-            <w:r>
-              <w:rPr>
-                <w:rFonts w:ascii="Times New Roman" w:cs="Times New Roman" w:eastAsia="Times New Roman" w:hAnsi="Times New Roman"/>
-                <w:sz w:val="19"/>
-                <w:szCs w:val="19"/>
-              </w:rPr>
-              <w:t xml:space="preserve">(INSTITUTO NACIONAL DE METEOROLOGIA, 2026)</w:t>
+              <w:t xml:space="preserve">INMET/BDMEP (INSTITUTO NACIONAL DE METEOROLOGIA, 2026)</w:t>
             </w:r>
           </w:p>
         </w:tc>
@@ -1637,15 +1353,7 @@
                 <w:sz w:val="19"/>
                 <w:szCs w:val="19"/>
               </w:rPr>
-              <w:t xml:space="preserve">NASA POWER </w:t>
-            </w:r>
-            <w:r>
-              <w:rPr>
-                <w:rFonts w:ascii="Times New Roman" w:cs="Times New Roman" w:eastAsia="Times New Roman" w:hAnsi="Times New Roman"/>
-                <w:sz w:val="19"/>
-                <w:szCs w:val="19"/>
-              </w:rPr>
-              <w:t xml:space="preserve">(NATIONAL AERONAUTICS AND SPACE ADMINISTRATION, 2026)</w:t>
+              <w:t xml:space="preserve">NASA POWER (NATIONAL AERONAUTICS AND SPACE ADMINISTRATION, 2026)</w:t>
             </w:r>
           </w:p>
         </w:tc>
@@ -1746,15 +1454,7 @@
                 <w:sz w:val="19"/>
                 <w:szCs w:val="19"/>
               </w:rPr>
-              <w:t xml:space="preserve">IBGE – Localidades </w:t>
-            </w:r>
-            <w:r>
-              <w:rPr>
-                <w:rFonts w:ascii="Times New Roman" w:cs="Times New Roman" w:eastAsia="Times New Roman" w:hAnsi="Times New Roman"/>
-                <w:sz w:val="19"/>
-                <w:szCs w:val="19"/>
-              </w:rPr>
-              <w:t xml:space="preserve">(INSTITUTO BRASILEIRO DE GEOGRAFIA E ESTATÍSTICA, 2026a)</w:t>
+              <w:t xml:space="preserve">IBGE – Localidades (INSTITUTO BRASILEIRO DE GEOGRAFIA E ESTATÍSTICA, 2026a)</w:t>
             </w:r>
           </w:p>
         </w:tc>
@@ -1896,31 +1596,7 @@
         <w:rPr>
           <w:rFonts w:ascii="Times New Roman" w:cs="Times New Roman" w:eastAsia="Times New Roman" w:hAnsi="Times New Roman"/>
         </w:rPr>
-        <w:t xml:space="preserve">A previsão da safra Y é emitida em 31 de março de Y, cerca de um mês antes do fim da colheita, e só usa informações disponíveis nessa data: o clima de outubro a março e o ONI. Como a PAM é divulgada em setembro do ano seguinte à colheita — a PAM 2024 saiu em 11 de setembro de 2025 </w:t>
-      </w:r>
-      <w:r>
-        <w:rPr>
-          <w:rFonts w:ascii="Times New Roman" w:cs="Times New Roman" w:eastAsia="Times New Roman" w:hAnsi="Times New Roman"/>
-        </w:rPr>
-        <w:t xml:space="preserve">(INSTITUTO BRASILEIRO DE GEOGRAFIA E ESTATÍSTICA, 2025)</w:t>
-      </w:r>
-      <w:r>
-        <w:rPr>
-          <w:rFonts w:ascii="Times New Roman" w:cs="Times New Roman" w:eastAsia="Times New Roman" w:hAnsi="Times New Roman"/>
-        </w:rPr>
-        <w:t xml:space="preserve"> —, em março de Y a última safra publicada é Y−2 (Tabela </w:t>
-      </w:r>
-      <w:r>
-        <w:rPr>
-          <w:rFonts w:ascii="Times New Roman" w:cs="Times New Roman" w:eastAsia="Times New Roman" w:hAnsi="Times New Roman"/>
-        </w:rPr>
-        <w:t xml:space="preserve">2</w:t>
-      </w:r>
-      <w:r>
-        <w:rPr>
-          <w:rFonts w:ascii="Times New Roman" w:cs="Times New Roman" w:eastAsia="Times New Roman" w:hAnsi="Times New Roman"/>
-        </w:rPr>
-        <w:t xml:space="preserve">). Usar a safra Y−1 daria ao modelo um dado que só existirá seis meses depois da previsão. Na validação histórica vale a mesma regra: a safra 2022, por exemplo, é prevista com as safras publicadas até 2020.</w:t>
+        <w:t xml:space="preserve">A previsão da safra Y é emitida em 31 de março de Y — a da safra 2026, em 31 de março de 2026, e a da safra 2027, em 31 de março de 2027 —, cerca de um mês antes do fim da colheita, e só usa informações disponíveis nessa data: o clima de outubro a março e o ONI. Como a PAM é divulgada em setembro do ano seguinte à colheita — a PAM 2024 saiu em 11 de setembro de 2025 (INSTITUTO BRASILEIRO DE GEOGRAFIA E ESTATÍSTICA, 2025) —, em março de Y a última safra publicada é Y−2 (Tabela 2). Usar a safra Y−1 daria ao modelo um dado que só existirá seis meses depois da previsão. Na validação histórica vale a mesma regra: a safra 2022, por exemplo, é prevista com as safras publicadas até 2020.</w:t>
       </w:r>
     </w:p>
     <w:p>
@@ -2503,31 +2179,7 @@
         <w:rPr>
           <w:rFonts w:ascii="Times New Roman" w:cs="Times New Roman" w:eastAsia="Times New Roman" w:hAnsi="Times New Roman"/>
         </w:rPr>
-        <w:t xml:space="preserve">O clima diário foi agregado em três subperíodos do ciclo: outubro–novembro (semeadura), dezembro–fevereiro (floração e enchimento de grãos, o período crítico) e março (maturação). Para dezembro–fevereiro foram calculados também a maior sequência de dias secos, os dias com temperatura máxima ≥ 32 °C e a umidade relativa mínima média; no NASA POWER, a umidade mínima foi estimada pelo ponto de orvalho e pela temperatura máxima </w:t>
-      </w:r>
-      <w:r>
-        <w:rPr>
-          <w:rFonts w:ascii="Times New Roman" w:cs="Times New Roman" w:eastAsia="Times New Roman" w:hAnsi="Times New Roman"/>
-        </w:rPr>
-        <w:t xml:space="preserve">(ALLEN et al., 1998)</w:t>
-      </w:r>
-      <w:r>
-        <w:rPr>
-          <w:rFonts w:ascii="Times New Roman" w:cs="Times New Roman" w:eastAsia="Times New Roman" w:hAnsi="Times New Roman"/>
-        </w:rPr>
-        <w:t xml:space="preserve">. A evapotranspiração de referência foi estimada pelo método de Hargreaves–Samani </w:t>
-      </w:r>
-      <w:r>
-        <w:rPr>
-          <w:rFonts w:ascii="Times New Roman" w:cs="Times New Roman" w:eastAsia="Times New Roman" w:hAnsi="Times New Roman"/>
-        </w:rPr>
-        <w:t xml:space="preserve">(HARGREAVES; SAMANI, 1985)</w:t>
-      </w:r>
-      <w:r>
-        <w:rPr>
-          <w:rFonts w:ascii="Times New Roman" w:cs="Times New Roman" w:eastAsia="Times New Roman" w:hAnsi="Times New Roman"/>
-        </w:rPr>
-        <w:t xml:space="preserve">:</w:t>
+        <w:t xml:space="preserve">O clima diário foi agregado em três subperíodos do ciclo: outubro–novembro (semeadura), dezembro–fevereiro (floração e enchimento de grãos, o período crítico) e março (maturação). Para dezembro–fevereiro foram calculados também a maior sequência de dias secos, os dias com temperatura máxima ≥ 32 °C e a umidade relativa mínima média; no NASA POWER, a umidade mínima foi estimada pelo ponto de orvalho e pela temperatura máxima (ALLEN et al., 1998). A evapotranspiração de referência foi estimada pelo método de Hargreaves–Samani (HARGREAVES; SAMANI, 1985):</w:t>
       </w:r>
     </w:p>
     <w:p>
@@ -2601,19 +2253,7 @@
         <w:rPr>
           <w:rFonts w:ascii="Times New Roman" w:cs="Times New Roman" w:eastAsia="Times New Roman" w:hAnsi="Times New Roman"/>
         </w:rPr>
-        <w:t xml:space="preserve">A Tabela </w:t>
-      </w:r>
-      <w:r>
-        <w:rPr>
-          <w:rFonts w:ascii="Times New Roman" w:cs="Times New Roman" w:eastAsia="Times New Roman" w:hAnsi="Times New Roman"/>
-        </w:rPr>
-        <w:t xml:space="preserve">3</w:t>
-      </w:r>
-      <w:r>
-        <w:rPr>
-          <w:rFonts w:ascii="Times New Roman" w:cs="Times New Roman" w:eastAsia="Times New Roman" w:hAnsi="Times New Roman"/>
-        </w:rPr>
-        <w:t xml:space="preserve"> lista os modelos. Nos termos de seca extrema, U é a umidade mínima e D o déficit hídrico de dezembro a fevereiro; U₂₀ e D₈₀ são os níveis que delimitam as 20% safras mais secas do treino. Esses termos valem zero em safras normais e permitem que a perda cresça mais rápido na seca forte. Médias, limiares e penalizações são calculados apenas com o treino de cada rodada, e os hiperparâmetros das árvores foram fixados </w:t>
+        <w:t xml:space="preserve">A Tabela 3 lista os modelos. Nos termos de seca extrema, U é a umidade mínima e D o déficit hídrico de dezembro a fevereiro; U₂₀ e D₈₀ são os níveis que delimitam as 20% safras mais secas do treino. Esses termos valem zero em safras normais e permitem que a perda cresça mais rápido na seca forte. Médias, limiares e penalizações são calculados apenas com o treino de cada rodada, e os hiperparâmetros das árvores foram fixados </w:t>
       </w:r>
       <w:r>
         <w:rPr>
@@ -3748,18 +3388,44 @@
         <w:rPr>
           <w:rFonts w:ascii="Times New Roman" w:cs="Times New Roman" w:eastAsia="Times New Roman" w:hAnsi="Times New Roman"/>
         </w:rPr>
-        <w:t xml:space="preserve">e o viés médio, Σ(ŷ − y)/n. O R² negativo indica erro maior que o de prever a média observada do próprio período avaliado. O modelo final é o de menor RMSE médio nas duas validações. Para facilitar a leitura, o desempenho também é expresso como acurácia, definida como 100% menos o MAE relativo ao rendimento médio. O intervalo de 80% das previsões vem dos percentis 10 e 90 do erro na validação deixando uma safra de fora, e a média estadual é ponderada pela área plantada, como na PAM.</w:t>
-      </w:r>
-    </w:p>
-    <w:p>
-      <w:pPr>
-        <w:pStyle w:val="Heading2"/>
-      </w:pPr>
-      <w:r>
-        <w:rPr>
-          <w:rFonts w:ascii="Times New Roman" w:cs="Times New Roman" w:eastAsia="Times New Roman" w:hAnsi="Times New Roman"/>
-        </w:rPr>
-        <w:t xml:space="preserve">3.9 Ferramentas e reprodutibilidade</w:t>
+        <w:t xml:space="preserve">e o viés médio, Σ(ŷ − y)/n. O R² negativo indica erro maior que o de prever a média observada do próprio período avaliado. O modelo final é o de menor RMSE médio nas duas validações. Para facilitar a leitura, o desempenho também é expresso como acurácia, definida como 100% menos o erro percentual absoluto ponderado (WAPE, do inglês </w:t>
+      </w:r>
+      <w:r>
+        <w:rPr>
+          <w:rFonts w:ascii="Times New Roman" w:cs="Times New Roman" w:eastAsia="Times New Roman" w:hAnsi="Times New Roman"/>
+          <w:i/>
+          <w:iCs/>
+        </w:rPr>
+        <w:t xml:space="preserve">weighted absolute percentage error</w:t>
+      </w:r>
+      <w:r>
+        <w:rPr>
+          <w:rFonts w:ascii="Times New Roman" w:cs="Times New Roman" w:eastAsia="Times New Roman" w:hAnsi="Times New Roman"/>
+        </w:rPr>
+        <w:t xml:space="preserve">), isto é, o MAE dividido pelo rendimento médio observado (ȳ) dos pares avaliados em cada validação:</w:t>
+      </w:r>
+    </w:p>
+    <w:p>
+      <w:pPr>
+        <w:tabs>
+          <w:tab w:val="right" w:pos="9072"/>
+        </w:tabs>
+        <w:spacing w:before="120" w:after="120"/>
+        <w:jc w:val="center"/>
+      </w:pPr>
+      <w:r>
+        <w:rPr>
+          <w:rFonts w:ascii="Cambria Math" w:cs="Cambria Math" w:eastAsia="Cambria Math" w:hAnsi="Cambria Math"/>
+          <w:i w:val="false"/>
+          <w:iCs w:val="false"/>
+        </w:rPr>
+        <w:t xml:space="preserve">Acurácia = 100% × (1 − MAE / ȳ) = 100% × (1 − Σ|ŷᵢ − yᵢ| / Σyᵢ)</w:t>
+      </w:r>
+      <w:r>
+        <w:rPr>
+          <w:rFonts w:ascii="Times New Roman" w:cs="Times New Roman" w:eastAsia="Times New Roman" w:hAnsi="Times New Roman"/>
+        </w:rPr>
+        <w:t xml:space="preserve">	(4)</w:t>
       </w:r>
     </w:p>
     <w:p>
@@ -3772,19 +3438,31 @@
         <w:rPr>
           <w:rFonts w:ascii="Times New Roman" w:cs="Times New Roman" w:eastAsia="Times New Roman" w:hAnsi="Times New Roman"/>
         </w:rPr>
-        <w:t xml:space="preserve">A solução foi implementada em Python 3.13, com pandas e NumPy no tratamento dos dados, scikit-learn </w:t>
-      </w:r>
-      <w:r>
-        <w:rPr>
-          <w:rFonts w:ascii="Times New Roman" w:cs="Times New Roman" w:eastAsia="Times New Roman" w:hAnsi="Times New Roman"/>
-        </w:rPr>
-        <w:t xml:space="preserve">(PEDREGOSA et al., 2011)</w:t>
-      </w:r>
-      <w:r>
-        <w:rPr>
-          <w:rFonts w:ascii="Times New Roman" w:cs="Times New Roman" w:eastAsia="Times New Roman" w:hAnsi="Times New Roman"/>
-        </w:rPr>
-        <w:t xml:space="preserve"> nos modelos, SciPy nos testes dos coeficientes e Matplotlib nos gráficos. Os notebooks de cada etapa (</w:t>
+        <w:t xml:space="preserve">O WAPE foi preferido ao erro percentual absoluto médio (MAPE), que divide o erro de cada par pelo seu próprio rendimento e é inflado pelos municípios de rendimento muito baixo nas safras de seca. O intervalo de 80% das previsões vem dos percentis 10 e 90 do erro na validação deixando uma safra de fora, e a média estadual é ponderada pela área plantada, como na PAM.</w:t>
+      </w:r>
+    </w:p>
+    <w:p>
+      <w:pPr>
+        <w:pStyle w:val="Heading2"/>
+      </w:pPr>
+      <w:r>
+        <w:rPr>
+          <w:rFonts w:ascii="Times New Roman" w:cs="Times New Roman" w:eastAsia="Times New Roman" w:hAnsi="Times New Roman"/>
+        </w:rPr>
+        <w:t xml:space="preserve">3.9 Ferramentas e reprodutibilidade</w:t>
+      </w:r>
+    </w:p>
+    <w:p>
+      <w:pPr>
+        <w:spacing w:after="80"/>
+        <w:ind w:firstLine="709"/>
+        <w:jc w:val="both"/>
+      </w:pPr>
+      <w:r>
+        <w:rPr>
+          <w:rFonts w:ascii="Times New Roman" w:cs="Times New Roman" w:eastAsia="Times New Roman" w:hAnsi="Times New Roman"/>
+        </w:rPr>
+        <w:t xml:space="preserve">A solução foi implementada em Python 3.13, com pandas e NumPy no tratamento dos dados, scikit-learn (PEDREGOSA et al., 2011) nos modelos, SciPy nos testes dos coeficientes e Matplotlib nos gráficos. Os notebooks de cada etapa (</w:t>
       </w:r>
       <w:r>
         <w:rPr>
@@ -3876,19 +3554,7 @@
         <w:rPr>
           <w:rFonts w:ascii="Times New Roman" w:cs="Times New Roman" w:eastAsia="Times New Roman" w:hAnsi="Times New Roman"/>
         </w:rPr>
-        <w:t xml:space="preserve">O rendimento médio foi menor sob La Niña (≈2.230 kg/ha) do que em safras neutras (≈2.351 kg/ha) e sob El Niño (≈2.462 kg/ha) (Figura </w:t>
-      </w:r>
-      <w:r>
-        <w:rPr>
-          <w:rFonts w:ascii="Times New Roman" w:cs="Times New Roman" w:eastAsia="Times New Roman" w:hAnsi="Times New Roman"/>
-        </w:rPr>
-        <w:t xml:space="preserve">1</w:t>
-      </w:r>
-      <w:r>
-        <w:rPr>
-          <w:rFonts w:ascii="Times New Roman" w:cs="Times New Roman" w:eastAsia="Times New Roman" w:hAnsi="Times New Roman"/>
-        </w:rPr>
-        <w:t xml:space="preserve">), o que justifica o uso do ONI e a separação dos cenários de 2027 pela fase do ENOS. No nível município–safra, porém, a correlação do rendimento com o ONI é fraca (≈0,16) e com a chuva total da safra é moderada (≈0,38): variáveis agregadas simples não bastam, o que orientou as etapas seguintes.</w:t>
+        <w:t xml:space="preserve">O rendimento médio foi menor sob La Niña (≈2.230 kg/ha) do que em safras neutras (≈2.351 kg/ha) e sob El Niño (≈2.462 kg/ha) (Figura 1), o que justifica o uso do ONI e a separação dos cenários de 2027 pela fase do ENOS. No nível município–safra, porém, a correlação do rendimento com o ONI é fraca (≈0,16) e com a chuva total da safra é moderada (≈0,38): variáveis agregadas simples não bastam, o que orientou as etapas seguintes.</w:t>
       </w:r>
     </w:p>
     <w:p>
@@ -3997,19 +3663,7 @@
         <w:rPr>
           <w:rFonts w:ascii="Times New Roman" w:cs="Times New Roman" w:eastAsia="Times New Roman" w:hAnsi="Times New Roman"/>
         </w:rPr>
-        <w:t xml:space="preserve">A Tabela </w:t>
-      </w:r>
-      <w:r>
-        <w:rPr>
-          <w:rFonts w:ascii="Times New Roman" w:cs="Times New Roman" w:eastAsia="Times New Roman" w:hAnsi="Times New Roman"/>
-        </w:rPr>
-        <w:t xml:space="preserve">4</w:t>
-      </w:r>
-      <w:r>
-        <w:rPr>
-          <w:rFonts w:ascii="Times New Roman" w:cs="Times New Roman" w:eastAsia="Times New Roman" w:hAnsi="Times New Roman"/>
-        </w:rPr>
-        <w:t xml:space="preserve"> resume as seis etapas. Na Etapa 1, com a chuva total e a temperatura média de outubro a março, nenhum modelo superou a média do período de teste. As safras 2021 e 2022 tiveram chuva total semelhante (≈700 e ≈660 mm), mas rendimento recorde e quebra, respectivamente: a diferença estava na chuva de dezembro a fevereiro (≈360 × 200 mm). Com o clima por subperíodo (Etapa 2), o modelo passou a distinguir as safras, mas a tendência ajustada até 2020 projetava mais de 3.000 kg/ha para 2021–2025, contra ≈2.370 kg/ha observados. A substituição da tendência pelo patamar calculado só com as safras publicadas (Etapa 3) corrigiu esse viés; repetir o rendimento da última safra publicada foi a pior estratégia, por propagar secas e recordes para as previsões seguintes.</w:t>
+        <w:t xml:space="preserve">A Tabela 4 resume as seis etapas. Na Etapa 1, com a chuva total e a temperatura média de outubro a março, nenhum modelo superou a média do período de teste. As safras 2021 e 2022 tiveram chuva total semelhante (≈700 e ≈660 mm), mas rendimento recorde e quebra, respectivamente: a diferença estava na chuva de dezembro a fevereiro (≈360 × 200 mm). Com o clima por subperíodo (Etapa 2), o modelo passou a distinguir as safras, mas a tendência ajustada até 2020 projetava mais de 3.000 kg/ha para 2021–2025, contra ≈2.370 kg/ha observados. A substituição da tendência pelo patamar calculado só com as safras publicadas (Etapa 3) corrigiu esse viés; repetir o rendimento da última safra publicada foi a pior estratégia, por propagar secas e recordes para as previsões seguintes.</w:t>
       </w:r>
     </w:p>
     <w:p>
@@ -4821,19 +4475,7 @@
         <w:rPr>
           <w:rFonts w:ascii="Times New Roman" w:cs="Times New Roman" w:eastAsia="Times New Roman" w:hAnsi="Times New Roman"/>
         </w:rPr>
-        <w:t xml:space="preserve">A Tabela </w:t>
-      </w:r>
-      <w:r>
-        <w:rPr>
-          <w:rFonts w:ascii="Times New Roman" w:cs="Times New Roman" w:eastAsia="Times New Roman" w:hAnsi="Times New Roman"/>
-        </w:rPr>
-        <w:t xml:space="preserve">5</w:t>
-      </w:r>
-      <w:r>
-        <w:rPr>
-          <w:rFonts w:ascii="Times New Roman" w:cs="Times New Roman" w:eastAsia="Times New Roman" w:hAnsi="Times New Roman"/>
-        </w:rPr>
-        <w:t xml:space="preserve"> compara os três algoritmos nas duas primeiras etapas. O Random Forest teve o maior erro e foi descartado; o Gradient Boosting seguiu nas etapas seguintes com todas as variáveis climáticas e o balanço hídrico.</w:t>
+        <w:t xml:space="preserve">A Tabela 5 compara os três algoritmos nas duas primeiras etapas. O Random Forest teve o maior erro e foi descartado; o Gradient Boosting seguiu nas etapas seguintes com todas as variáveis climáticas e o balanço hídrico.</w:t>
       </w:r>
     </w:p>
     <w:p>
@@ -5697,19 +5339,7 @@
         <w:rPr>
           <w:rFonts w:ascii="Times New Roman" w:cs="Times New Roman" w:eastAsia="Times New Roman" w:hAnsi="Times New Roman"/>
         </w:rPr>
-        <w:t xml:space="preserve">A Tabela </w:t>
-      </w:r>
-      <w:r>
-        <w:rPr>
-          <w:rFonts w:ascii="Times New Roman" w:cs="Times New Roman" w:eastAsia="Times New Roman" w:hAnsi="Times New Roman"/>
-        </w:rPr>
-        <w:t xml:space="preserve">6</w:t>
-      </w:r>
-      <w:r>
-        <w:rPr>
-          <w:rFonts w:ascii="Times New Roman" w:cs="Times New Roman" w:eastAsia="Times New Roman" w:hAnsi="Times New Roman"/>
-        </w:rPr>
-        <w:t xml:space="preserve"> mostra a validação final, com o clima do NASA POWER e as 8.261 linhas. O modelo FL teve o menor erro nas duas validações, e o Gradient Boosting, o maior entre os modelos com clima: RMSE 24% maior que o do FL no corte temporal e 12% maior deixando uma safra de fora, com R² negativo no período 2021–2025. </w:t>
+        <w:t xml:space="preserve">A Tabela 6 mostra a validação final, com o clima do NASA POWER e as 8.261 linhas. O modelo FL teve o menor erro nas duas validações, e o Gradient Boosting, o maior entre os modelos com clima: RMSE 24% maior que o do FL no corte temporal e 12% maior deixando uma safra de fora, com R² negativo no período 2021–2025. </w:t>
       </w:r>
       <w:r>
         <w:rPr>
@@ -7736,6 +7366,20 @@
     </w:tbl>
     <w:p>
       <w:pPr>
+        <w:spacing w:before="60"/>
+        <w:jc w:val="left"/>
+      </w:pPr>
+      <w:r>
+        <w:rPr>
+          <w:rFonts w:ascii="Times New Roman" w:cs="Times New Roman" w:eastAsia="Times New Roman" w:hAnsi="Times New Roman"/>
+          <w:sz w:val="20"/>
+          <w:szCs w:val="20"/>
+        </w:rPr>
+        <w:t xml:space="preserve">Nota: Acurácia (100% menos o MAE relativo ao rendimento médio observado, de 2.446 kg/ha no corte 2021–2025 e 2.572 kg/ha deixando uma safra de fora): FL 75,3% e 81,5%; H2 74,7% e 81,2%; F 74,3% e 81,2%; GB 69,9% e 79,3%; média histórica 69,9% e 69,5%.</w:t>
+      </w:r>
+    </w:p>
+    <w:p>
+      <w:pPr>
         <w:spacing w:before="60" w:after="200"/>
         <w:jc w:val="center"/>
       </w:pPr>
@@ -7758,19 +7402,7 @@
         <w:rPr>
           <w:rFonts w:ascii="Times New Roman" w:cs="Times New Roman" w:eastAsia="Times New Roman" w:hAnsi="Times New Roman"/>
         </w:rPr>
-        <w:t xml:space="preserve">O resultado contraria estudos com bases maiores </w:t>
-      </w:r>
-      <w:r>
-        <w:rPr>
-          <w:rFonts w:ascii="Times New Roman" w:cs="Times New Roman" w:eastAsia="Times New Roman" w:hAnsi="Times New Roman"/>
-        </w:rPr>
-        <w:t xml:space="preserve">(JEONG et al., 2016; VON BLOH et al., 2023)</w:t>
-      </w:r>
-      <w:r>
-        <w:rPr>
-          <w:rFonts w:ascii="Times New Roman" w:cs="Times New Roman" w:eastAsia="Times New Roman" w:hAnsi="Times New Roman"/>
-        </w:rPr>
-        <w:t xml:space="preserve"> e tem duas explicações. Primeiro, a base tem de 5 a 8 mil linhas, mas só cerca de 20 safras, e é a safra — e não o município — a unidade que carrega a variação climática; há poucos exemplos independentes para um modelo flexível aprender interações sem sobreajuste. Segundo, as secas recentes foram mais extremas que qualquer safra do treino: 2022 teve 44 dias de calor em dezembro–fevereiro nas estações do INMET, contra no máximo 33 até 2020, e modelos de árvores não extrapolam além dos valores vistos no treino. A não linearidade relevante — a perda que se acelera na seca extrema — foi capturada por um termo de limiar explícito, mantendo o modelo interpretável.</w:t>
+        <w:t xml:space="preserve">O resultado contraria estudos com bases maiores (JEONG et al., 2016; VON BLOH et al., 2023) e tem duas explicações. Primeiro, a base tem de 5 a 8 mil linhas, mas só cerca de 20 safras, e é a safra — e não o município — a unidade que carrega a variação climática; há poucos exemplos independentes para um modelo flexível aprender interações sem sobreajuste. Segundo, as secas recentes foram mais extremas que qualquer safra do treino: 2022 teve 44 dias de calor em dezembro–fevereiro nas estações do INMET, contra no máximo 33 até 2020, e modelos de árvores não extrapolam além dos valores vistos no treino. A não linearidade relevante — a perda que se acelera na seca extrema — foi capturada por um termo de limiar explícito, mantendo o modelo interpretável.</w:t>
       </w:r>
     </w:p>
     <w:p>
@@ -7794,19 +7426,7 @@
         <w:rPr>
           <w:rFonts w:ascii="Times New Roman" w:cs="Times New Roman" w:eastAsia="Times New Roman" w:hAnsi="Times New Roman"/>
         </w:rPr>
-        <w:t xml:space="preserve">Até a Etapa 4, cerca de metade dos pares com rendimento ficava fora do modelo por falha ou distância das estações do INMET. A grade do NASA POWER concorda com as estações — a correlação entre safras ficou entre 0,78 e 0,89 para quase todas as variáveis (0,84 no déficit hídrico), com exceção da maior sequência de dias secos (0,53) — e aumentou a base em 58%, com ganho em todas as mesorregiões (+43% a +80%). Nas mesmas linhas, só trocar a fonte do clima reduziu o erro de todos os modelos lineares (Tabela </w:t>
-      </w:r>
-      <w:r>
-        <w:rPr>
-          <w:rFonts w:ascii="Times New Roman" w:cs="Times New Roman" w:eastAsia="Times New Roman" w:hAnsi="Times New Roman"/>
-        </w:rPr>
-        <w:t xml:space="preserve">7</w:t>
-      </w:r>
-      <w:r>
-        <w:rPr>
-          <w:rFonts w:ascii="Times New Roman" w:cs="Times New Roman" w:eastAsia="Times New Roman" w:hAnsi="Times New Roman"/>
-        </w:rPr>
-        <w:t xml:space="preserve">). Uma explicação provável é que a célula da grade (≈50 km) representa a média da área do município melhor que uma estação pontual, às vezes a dezenas de quilômetros, e não tem falhas. Entre as seis variações lineares testadas, o FL teve o menor RMSE médio e foi adotado como modelo final: o termo de déficit "normal" do H2 repete a informação da chuva e da umidade, e o que acrescenta é só o limiar.</w:t>
+        <w:t xml:space="preserve">Até a Etapa 4, cerca de metade dos pares com rendimento ficava fora do modelo por falha ou distância das estações do INMET. A grade do NASA POWER concorda com as estações — a correlação entre safras ficou entre 0,78 e 0,89 para quase todas as variáveis (0,84 no déficit hídrico), com exceção da maior sequência de dias secos (0,53) — e aumentou a base em 58%, com ganho em todas as mesorregiões (+43% a +80%). Nas mesmas linhas, só trocar a fonte do clima reduziu o erro de todos os modelos lineares (Tabela 7). Uma explicação provável é que a célula da grade (≈50 km) representa a média da área do município melhor que uma estação pontual, às vezes a dezenas de quilômetros, e não tem falhas. Entre as seis variações lineares testadas, o FL teve o menor RMSE médio e foi adotado como modelo final: o termo de déficit "normal" do H2 repete a informação da chuva e da umidade, e o que acrescenta é só o limiar.</w:t>
       </w:r>
     </w:p>
     <w:p>
@@ -9020,7 +8640,21 @@
         <w:rPr>
           <w:rFonts w:ascii="Times New Roman" w:cs="Times New Roman" w:eastAsia="Times New Roman" w:hAnsi="Times New Roman"/>
         </w:rPr>
-        <w:t xml:space="preserve">O FL erra em média 604 kg/ha por município no corte 2021–2025 e 476 kg/ha deixando uma safra de fora (25% e 19% do rendimento médio), o que corresponde a uma acurácia de ≈75% e ≈81%, com RMSE 11% e 31% menor que o da média histórica. Diferentemente do que ocorria com o INMET, o modelo supera a média histórica também no período de secas consecutivas, embora ainda o superestime (viés de +298 kg/ha), porque o patamar publicado não reflete as secas seguidas de 2022–2023. Na média estadual de cada safra, o erro médio é de 244 kg/ha, com correlação de 0,85 com o observado.</w:t>
+        <w:t xml:space="preserve">O FL erra em média 604 kg/ha por município no corte 2021–2025 e 476 kg/ha deixando uma safra de fora, o que equivale a 24,7% e 18,5% do rendimento médio observado (2.446 e 2.572 kg/ha), ou seja, a uma </w:t>
+      </w:r>
+      <w:r>
+        <w:rPr>
+          <w:rFonts w:ascii="Times New Roman" w:cs="Times New Roman" w:eastAsia="Times New Roman" w:hAnsi="Times New Roman"/>
+          <w:b/>
+          <w:bCs/>
+        </w:rPr>
+        <w:t xml:space="preserve">acurácia de 75,3% e 81,5%</w:t>
+      </w:r>
+      <w:r>
+        <w:rPr>
+          <w:rFonts w:ascii="Times New Roman" w:cs="Times New Roman" w:eastAsia="Times New Roman" w:hAnsi="Times New Roman"/>
+        </w:rPr>
+        <w:t xml:space="preserve">. A média histórica, sem clima, tem acurácia de 69,9% e 69,5%: o FL ganha 5 e 12 pontos percentuais, com RMSE 11% e 31% menor; o Gradient Boosting fica em 69,9% e 79,3%, igual à média histórica no corte temporal. A acurácia alta convive com um R² baixo (0,28 e 0,40) porque as duas métricas medem coisas diferentes: a acurácia compara o erro com o nível do rendimento, que o patamar do município já acerta em boa parte; o R² mede quanto da variação entre os pares município–safra o modelo explica além da média do período, e é nessa parte — o desvio causado pelo clima — que está a dificuldade. Pelo mesmo motivo, o MAPE do FL (41,5% e 26,2%) é bem maior que o WAPE, por causa dos municípios com rendimento muito baixo nas secas. Diferentemente do que ocorria com o INMET, o modelo supera a média histórica também no período de secas consecutivas, embora ainda o superestime (viés de +298 kg/ha), porque o patamar publicado não reflete as secas seguidas de 2022–2023. Na média estadual de cada safra, o erro médio é de 244 kg/ha, com correlação de 0,85 com o observado.</w:t>
       </w:r>
     </w:p>
     <w:p>
@@ -9033,19 +8667,7 @@
         <w:rPr>
           <w:rFonts w:ascii="Times New Roman" w:cs="Times New Roman" w:eastAsia="Times New Roman" w:hAnsi="Times New Roman"/>
         </w:rPr>
-        <w:t xml:space="preserve">Os coeficientes do FL indicam, sobre o desvio em relação ao patamar: +380 kg/ha a cada 100 mm de chuva em dezembro–fevereiro acima da média (≈379 mm), com ganho decrescente; +15 kg/ha por ponto percentual de umidade relativa mínima no mesmo período; e −307 kg/ha a cada 100 mm de déficit hídrico acima de ≈272 mm, a perda adicional da seca extrema. A Figura </w:t>
-      </w:r>
-      <w:r>
-        <w:rPr>
-          <w:rFonts w:ascii="Times New Roman" w:cs="Times New Roman" w:eastAsia="Times New Roman" w:hAnsi="Times New Roman"/>
-        </w:rPr>
-        <w:t xml:space="preserve">2</w:t>
-      </w:r>
-      <w:r>
-        <w:rPr>
-          <w:rFonts w:ascii="Times New Roman" w:cs="Times New Roman" w:eastAsia="Times New Roman" w:hAnsi="Times New Roman"/>
-        </w:rPr>
-        <w:t xml:space="preserve"> decompõe a previsão de cada safra na contribuição de cada fator, o que, para um modelo linear, equivale aos valores SHAP: em média, a chuva de dezembro–fevereiro move a previsão em ≈368 kg/ha, a umidade mínima em ≈103 kg/ha e a seca extrema em ≈80 kg/ha; chuva de outubro–novembro (≈48), dias de calor (≈29) e chuva de março (≈20) pesam pouco. O período de floração e enchimento de grãos concentra quase todo o efeito do clima, como esperado pela fisiologia da cultura. Os efeitos menores mudam de tamanho ou de sinal entre as fontes de clima, por colinearidade, e coeficientes e contribuições medem associação, e não efeito causal.</w:t>
+        <w:t xml:space="preserve">Os coeficientes do FL indicam, sobre o desvio em relação ao patamar: +380 kg/ha a cada 100 mm de chuva em dezembro–fevereiro acima da média (≈379 mm), com ganho decrescente; +15 kg/ha por ponto percentual de umidade relativa mínima no mesmo período; e −307 kg/ha a cada 100 mm de déficit hídrico acima de ≈272 mm, a perda adicional da seca extrema. A Figura 2 decompõe a previsão de cada safra na contribuição de cada fator, o que, para um modelo linear, equivale aos valores SHAP: em média, a chuva de dezembro–fevereiro move a previsão em ≈368 kg/ha, a umidade mínima em ≈103 kg/ha e a seca extrema em ≈80 kg/ha; chuva de outubro–novembro (≈48), dias de calor (≈29) e chuva de março (≈20) pesam pouco. O período de floração e enchimento de grãos concentra quase todo o efeito do clima, como esperado pela fisiologia da cultura. Os efeitos menores mudam de tamanho ou de sinal entre as fontes de clima, por colinearidade, e coeficientes e contribuições medem associação, e não efeito causal.</w:t>
       </w:r>
     </w:p>
     <w:p>
@@ -9143,19 +8765,7 @@
         <w:rPr>
           <w:rFonts w:ascii="Times New Roman" w:cs="Times New Roman" w:eastAsia="Times New Roman" w:hAnsi="Times New Roman"/>
         </w:rPr>
-        <w:t xml:space="preserve">Nas safras previstas sem terem sido vistas pelo modelo, o FL captou 91% da quebra de 2012, 81% da de 2023, 38% da de 2022 e 26% da de 2020 (Figura </w:t>
-      </w:r>
-      <w:r>
-        <w:rPr>
-          <w:rFonts w:ascii="Times New Roman" w:cs="Times New Roman" w:eastAsia="Times New Roman" w:hAnsi="Times New Roman"/>
-        </w:rPr>
-        <w:t xml:space="preserve">3</w:t>
-      </w:r>
-      <w:r>
-        <w:rPr>
-          <w:rFonts w:ascii="Times New Roman" w:cs="Times New Roman" w:eastAsia="Times New Roman" w:hAnsi="Times New Roman"/>
-        </w:rPr>
-        <w:t xml:space="preserve">). A quebra de 2020 (≈1.000 kg/ha abaixo do patamar) é a menos captada: o verão foi apenas moderadamente seco, com primavera chuvosa. Parte das perdas de 2020 e 2022 não está nas variáveis disponíveis — possivelmente por chuva concentrada em poucos eventos ou por efeitos fora de dezembro–fevereiro —, o que caracteriza um limite de informação, e não de algoritmo.</w:t>
+        <w:t xml:space="preserve">Nas safras previstas sem terem sido vistas pelo modelo, o FL captou 91% da quebra de 2012, 81% da de 2023, 38% da de 2022 e 26% da de 2020 (Figura 3). A quebra de 2020 (≈1.000 kg/ha abaixo do patamar) é a menos captada: o verão foi apenas moderadamente seco, com primavera chuvosa. Parte das perdas de 2020 e 2022 não está nas variáveis disponíveis — possivelmente por chuva concentrada em poucos eventos ou por efeitos fora de dezembro–fevereiro —, o que caracteriza um limite de informação, e não de algoritmo.</w:t>
       </w:r>
     </w:p>
     <w:p>
@@ -9253,19 +8863,7 @@
         <w:rPr>
           <w:rFonts w:ascii="Times New Roman" w:cs="Times New Roman" w:eastAsia="Times New Roman" w:hAnsi="Times New Roman"/>
         </w:rPr>
-        <w:t xml:space="preserve">O erro relativo (MAE como percentual do rendimento médio, deixando uma safra de fora) foi menor no Nordeste (16,2%) e no Noroeste (17,0%), principal região produtora, e maior no Sudeste (28,0%) e no Sudoeste (29,1%), de produtividade média menor (Figura </w:t>
-      </w:r>
-      <w:r>
-        <w:rPr>
-          <w:rFonts w:ascii="Times New Roman" w:cs="Times New Roman" w:eastAsia="Times New Roman" w:hAnsi="Times New Roman"/>
-        </w:rPr>
-        <w:t xml:space="preserve">4</w:t>
-      </w:r>
-      <w:r>
-        <w:rPr>
-          <w:rFonts w:ascii="Times New Roman" w:cs="Times New Roman" w:eastAsia="Times New Roman" w:hAnsi="Times New Roman"/>
-        </w:rPr>
-        <w:t xml:space="preserve">). Entre os 424 municípios com pelo menos oito safras avaliadas, o erro relativo mediano foi de 17,9% (metade entre 15% e 22%), e municípios mais produtivos tiveram erro relativo menor (correlação de −0,62).</w:t>
+        <w:t xml:space="preserve">O erro relativo (MAE como percentual do rendimento médio, deixando uma safra de fora) foi menor no Nordeste (16,2%, acurácia de 83,8%) e no Noroeste (17,0%, acurácia de 83,0%), principal região produtora, e maior no Sudeste (28,0%, acurácia de 72,0%) e no Sudoeste (29,1%, acurácia de 70,9%), de produtividade média menor (Figura 4). Entre os 424 municípios com pelo menos oito safras avaliadas, o erro relativo mediano foi de 17,9% (metade entre 15% e 22%), e municípios mais produtivos tiveram erro relativo menor (correlação de −0,62).</w:t>
       </w:r>
     </w:p>
     <w:p>
@@ -9401,19 +8999,7 @@
         <w:rPr>
           <w:rFonts w:ascii="Times New Roman" w:cs="Times New Roman" w:eastAsia="Times New Roman" w:hAnsi="Times New Roman"/>
         </w:rPr>
-        <w:t xml:space="preserve"> para o estado, com intervalo de 80% de 1.685 a 2.430 kg/ha (Tabela </w:t>
-      </w:r>
-      <w:r>
-        <w:rPr>
-          <w:rFonts w:ascii="Times New Roman" w:cs="Times New Roman" w:eastAsia="Times New Roman" w:hAnsi="Times New Roman"/>
-        </w:rPr>
-        <w:t xml:space="preserve">8</w:t>
-      </w:r>
-      <w:r>
-        <w:rPr>
-          <w:rFonts w:ascii="Times New Roman" w:cs="Times New Roman" w:eastAsia="Times New Roman" w:hAnsi="Times New Roman"/>
-        </w:rPr>
-        <w:t xml:space="preserve">). A queda de 173 kg/ha em relação ao patamar vem principalmente da chuva de dezembro–fevereiro (−284 kg/ha) e da umidade mínima (−103 kg/ha), em parte compensadas pela chuva de outubro–novembro (+62 kg/ha) e pelo desvio médio do treino (+153 kg/ha). A queda se concentra no Sudoeste (−36% sobre o patamar) e no Sudeste (−26%), enquanto o Noroeste, com quase metade da área plantada, fica próximo do patamar (−1%). A previsão de cada município está no arquivo </w:t>
+        <w:t xml:space="preserve"> para o estado, com intervalo de 80% de 1.685 a 2.430 kg/ha (Tabela 8). A queda de 173 kg/ha em relação ao patamar vem principalmente da chuva de dezembro–fevereiro (−284 kg/ha) e da umidade mínima (−103 kg/ha), em parte compensadas pela chuva de outubro–novembro (+62 kg/ha) e pelo desvio médio do treino (+153 kg/ha). A queda se concentra no Sudoeste (−36% sobre o patamar) e no Sudeste (−26%), enquanto o Noroeste, com quase metade da área plantada, fica próximo do patamar (−1%). A previsão de cada município está no arquivo </w:t>
       </w:r>
       <w:r>
         <w:rPr>
@@ -10322,19 +9908,7 @@
         <w:rPr>
           <w:rFonts w:ascii="Times New Roman" w:cs="Times New Roman" w:eastAsia="Times New Roman" w:hAnsi="Times New Roman"/>
         </w:rPr>
-        <w:t xml:space="preserve">O resultado oficial (PAM) da safra 2026 só será divulgado em setembro de 2027. A referência disponível é o Levantamento Sistemático da Produção Agrícola (LSPA) de setembro de 2026 </w:t>
-      </w:r>
-      <w:r>
-        <w:rPr>
-          <w:rFonts w:ascii="Times New Roman" w:cs="Times New Roman" w:eastAsia="Times New Roman" w:hAnsi="Times New Roman"/>
-        </w:rPr>
-        <w:t xml:space="preserve">(INSTITUTO BRASILEIRO DE GEOGRAFIA E ESTATÍSTICA, 2026b)</w:t>
-      </w:r>
-      <w:r>
-        <w:rPr>
-          <w:rFonts w:ascii="Times New Roman" w:cs="Times New Roman" w:eastAsia="Times New Roman" w:hAnsi="Times New Roman"/>
-        </w:rPr>
-        <w:t xml:space="preserve">, que estima </w:t>
+        <w:t xml:space="preserve">O resultado oficial (PAM) da safra 2026 só será divulgado em setembro de 2027. A referência disponível é o Levantamento Sistemático da Produção Agrícola (LSPA) de setembro de 2026 (INSTITUTO BRASILEIRO DE GEOGRAFIA E ESTATÍSTICA, 2026b), que estima </w:t>
       </w:r>
       <w:r>
         <w:rPr>
@@ -10399,31 +9973,7 @@
         <w:rPr>
           <w:rFonts w:ascii="Times New Roman" w:cs="Times New Roman" w:eastAsia="Times New Roman" w:hAnsi="Times New Roman"/>
         </w:rPr>
-        <w:t xml:space="preserve">, acima do patamar e próxima das boas safras recentes (Tabela </w:t>
-      </w:r>
-      <w:r>
-        <w:rPr>
-          <w:rFonts w:ascii="Times New Roman" w:cs="Times New Roman" w:eastAsia="Times New Roman" w:hAnsi="Times New Roman"/>
-        </w:rPr>
-        <w:t xml:space="preserve">9</w:t>
-      </w:r>
-      <w:r>
-        <w:rPr>
-          <w:rFonts w:ascii="Times New Roman" w:cs="Times New Roman" w:eastAsia="Times New Roman" w:hAnsi="Times New Roman"/>
-        </w:rPr>
-        <w:t xml:space="preserve"> e Figura </w:t>
-      </w:r>
-      <w:r>
-        <w:rPr>
-          <w:rFonts w:ascii="Times New Roman" w:cs="Times New Roman" w:eastAsia="Times New Roman" w:hAnsi="Times New Roman"/>
-        </w:rPr>
-        <w:t xml:space="preserve">5</w:t>
-      </w:r>
-      <w:r>
-        <w:rPr>
-          <w:rFonts w:ascii="Times New Roman" w:cs="Times New Roman" w:eastAsia="Times New Roman" w:hAnsi="Times New Roman"/>
-        </w:rPr>
-        <w:t xml:space="preserve">). O risco de quebra é menor, mas não nulo: o cenário de 2020, classificado como El Niño, resulta em 1.746 kg/ha, e o clima de La Niña de 2022 levaria a 1.195 kg/ha. Sob El Niño, todas as mesorregiões ficam acima do patamar, com maior ganho relativo no Sudoeste (+35%) e no Centro Ocidental (+31%). Como o FL subestimou 2026, essa perspectiva pode estar pessimista. A previsão propriamente dita será emitida em 31 de março de 2027, com o clima observado de outubro de 2026 a março de 2027.</w:t>
+        <w:t xml:space="preserve">, acima do patamar e próxima das boas safras recentes (Tabela 9 e Figura 5). O risco de quebra é menor, mas não nulo: o cenário de 2020, classificado como El Niño, resulta em 1.746 kg/ha, e o clima de La Niña de 2022 levaria a 1.195 kg/ha. Sob El Niño, todas as mesorregiões ficam acima do patamar, com maior ganho relativo no Sudoeste (+35%) e no Centro Ocidental (+31%). Como o FL subestimou 2026, essa perspectiva pode estar pessimista. A previsão propriamente dita será emitida em 31 de março de 2027, com o clima observado de outubro de 2026 a março de 2027.</w:t>
       </w:r>
     </w:p>
     <w:p>
@@ -11775,19 +11325,7 @@
         <w:rPr>
           <w:rFonts w:ascii="Times New Roman" w:cs="Times New Roman" w:eastAsia="Times New Roman" w:hAnsi="Times New Roman"/>
         </w:rPr>
-        <w:t xml:space="preserve">Como aplicação complementar, o rendimento esperado foi combinado com as tabelas oficiais de recomendação para o RS e SC </w:t>
-      </w:r>
-      <w:r>
-        <w:rPr>
-          <w:rFonts w:ascii="Times New Roman" w:cs="Times New Roman" w:eastAsia="Times New Roman" w:hAnsi="Times New Roman"/>
-        </w:rPr>
-        <w:t xml:space="preserve">(REUNIÃO DE PESQUISA DE SOJA DA REGIÃO SUL, 2014; SOCIEDADE BRASILEIRA DE CIÊNCIA DO SOLO, 2016)</w:t>
-      </w:r>
-      <w:r>
-        <w:rPr>
-          <w:rFonts w:ascii="Times New Roman" w:cs="Times New Roman" w:eastAsia="Times New Roman" w:hAnsi="Times New Roman"/>
-        </w:rPr>
-        <w:t xml:space="preserve"> para gerar a dose de P₂O₅ e K₂O por classe de teor do nutriente no solo. Como a adubação é decidida no plantio, antes do clima do verão, o rendimento esperado usado é o patamar do município. Para a safra 2026, a dose no 1º cultivo em solo de teor "Médio" vai de 60 kg/ha de P₂O₅ e 75 kg/ha de K₂O no Sudoeste (rendimento esperado de 1.760 kg/ha) a 72 e 94 kg/ha no Nordeste (2.774 kg/ha). O resultado para 429 municípios está em </w:t>
+        <w:t xml:space="preserve">Como aplicação complementar, o rendimento esperado foi combinado com as tabelas oficiais de recomendação para o RS e SC (REUNIÃO DE PESQUISA DE SOJA DA REGIÃO SUL, 2014; SOCIEDADE BRASILEIRA DE CIÊNCIA DO SOLO, 2016) para gerar a dose de P₂O₅ e K₂O por classe de teor do nutriente no solo. Como a adubação é decidida no plantio, antes do clima do verão, o rendimento esperado usado é o patamar do município. Para a safra 2026, a dose no 1º cultivo em solo de teor "Médio" vai de 60 kg/ha de P₂O₅ e 75 kg/ha de K₂O no Sudoeste (rendimento esperado de 1.760 kg/ha) a 72 e 94 kg/ha no Nordeste (2.774 kg/ha). O resultado para 429 municípios está em </w:t>
       </w:r>
       <w:r>
         <w:rPr>
@@ -11862,7 +11400,7 @@
         <w:rPr>
           <w:rFonts w:ascii="Times New Roman" w:cs="Times New Roman" w:eastAsia="Times New Roman" w:hAnsi="Times New Roman"/>
         </w:rPr>
-        <w:t xml:space="preserve">Este trabalho investigou se é possível prever o rendimento da soja de cada município do Rio Grande do Sul em 31 de março, antes do fim da colheita e apenas com dados públicos já publicados nessa data. Para isso, integrou o rendimento municipal do IBGE, o clima do INMET e do NASA POWER, o ONI e um balanço hídrico do solo, e comparou regressão linear, Random Forest e Gradient Boosting com linhas de base históricas, em validações que respeitam a data de publicação dos dados.</w:t>
+        <w:t xml:space="preserve">Este trabalho investigou se é possível prever o rendimento da soja de cada município do Rio Grande do Sul em 31 de março do ano da colheita (para a safra 2026, em 31 de março de 2026), antes do fim da colheita e apenas com dados públicos já publicados nessa data. Para isso, integrou o rendimento municipal do IBGE, o clima do INMET e do NASA POWER, o ONI e um balanço hídrico do solo, e comparou regressão linear, Random Forest e Gradient Boosting com linhas de base históricas, em validações que respeitam a data de publicação dos dados.</w:t>
       </w:r>
     </w:p>
     <w:p>
@@ -11875,7 +11413,7 @@
         <w:rPr>
           <w:rFonts w:ascii="Times New Roman" w:cs="Times New Roman" w:eastAsia="Times New Roman" w:hAnsi="Times New Roman"/>
         </w:rPr>
-        <w:t xml:space="preserve">A resposta é positiva, com ressalvas. O modelo final, FL — uma regressão linear que soma ao patamar do município um desvio explicado pela chuva, pela umidade e pela seca extrema —, erra ≈19% por município e ≈244 kg/ha na média estadual, com erro 31% menor que o da média histórica deixando uma safra de fora e 11% menor no período de secas de 2021–2025. A hipótese inicial, de que os modelos </w:t>
+        <w:t xml:space="preserve">A resposta é positiva, com ressalvas. O modelo final, FL — uma regressão linear que soma ao patamar do município um desvio explicado pela chuva, pela umidade e pela seca extrema —, erra ≈19% por município e ≈244 kg/ha na média estadual, com acurácia de 81,5% deixando uma safra de fora e de 75,3% no período de secas de 2021–2025, contra ≈70% da média histórica, e RMSE 31% e 11% menor que o dela. A hipótese inicial, de que os modelos </w:t>
       </w:r>
       <w:r>
         <w:rPr>
